--- a/docs/investigacion_financiera.docx
+++ b/docs/investigacion_financiera.docx
@@ -1783,6 +1783,30 @@
       </w:pPr>
       <w:r>
         <w:t xml:space="preserve">Un score tecnico alto puede esconder una trampa: una accion que ya recorrio casi todo su camino y esta por agotarse. Por eso el score tecnico incorpora dos castigos. Primero, la cercania a maximos: si el precio esta a menos de 3% de su maximo del periodo, se penaliza -salvo que sea una ruptura confirmada por volumen, es decir, precio en nuevo maximo con un volumen del dia de al menos 150% del promedio de las ultimas 50 ruedas. Esa es justamente la diferencia entre un doble techo (agotamiento, el volumen no acompana) y un rompimiento genuino (el volumen empuja). Segundo, el recorrido hasta el objetivo de consenso de analistas: si el precio ya alcanzo o supero el precio objetivo, queda poco espacio y se penaliza. Asi el sistema evita comprar arriba, sin castigar a las que rompen maximos con fuerza real.</w:t>
+      </w:r>
+    </w:p>
+    <w:p>
+      <w:pPr>
+        <w:pStyle w:val="Heading2"/>
+      </w:pPr>
+      <w:r>
+        <w:t xml:space="preserve">3.7 Divergencia de RSI y ROA en bancos</w:t>
+      </w:r>
+    </w:p>
+    <w:p>
+      <w:pPr>
+        <w:spacing w:after="120" w:line="276"/>
+      </w:pPr>
+      <w:r>
+        <w:t xml:space="preserve">La divergencia bajista de RSI detecta agotamiento oculto: si el precio marca un maximo mas alto pero el RSI marca un maximo mas bajo, el impulso se esta debilitando aunque el precio suba, y se castiga el score tecnico. (La comparacion del PRECIO contra su propia historia se descarto por usar valores nominales que mezclan inflacion y crecimiento; la version correcta es comparar el P/E contra su media historica, anotada en el backlog de mejoras.)</w:t>
+      </w:r>
+    </w:p>
+    <w:p>
+      <w:pPr>
+        <w:spacing w:after="160" w:line="276"/>
+      </w:pPr>
+      <w:r>
+        <w:t xml:space="preserve">En bancos y financieras, ademas, el peso que se le quitaba al Deuda/Equity (no significativo) se reasigna al ROA -retorno sobre activos-, que si mide la eficiencia y solvencia de un banco.</w:t>
       </w:r>
     </w:p>
     <w:p>

--- a/docs/investigacion_financiera.docx
+++ b/docs/investigacion_financiera.docx
@@ -110,7 +110,7 @@
         <w:spacing w:after="120" w:line="276"/>
       </w:pPr>
       <w:r>
-        <w:t xml:space="preserve">Este documento fundamenta las reglas del tablero de scoring que clasifica acciones de Estados Unidos, el panel lider argentino (a traves de sus ADRs en dolares) y empresas globales. El objetivo es identificar empresas atractivas por sus fundamentales segun la doctrina de value investing de Warren Buffett, atractivas por analisis tecnico segun una combinacion de cinco indicadores, y aquellas que cumplen ambas condiciones simultaneamente, denominadas Triple Corona.</w:t>
+        <w:t xml:space="preserve">Este documento fundamenta las reglas del tablero de scoring que clasifica acciones de Estados Unidos, el panel lider argentino (a traves de sus ADRs en dolares) y empresas globales. El objetivo es identificar empresas atractivas por sus fundamentales segun la doctrina de value investing de Warren Buffett, atractivas por analisis tecnico segun una combinacion de cinco indicadores, y aquellas que cumplen ambas condiciones simultaneamente, denominadas Consagrada.</w:t>
       </w:r>
     </w:p>
     <w:p>
@@ -1879,7 +1879,7 @@
           <w:b/>
           <w:bCs/>
         </w:rPr>
-        <w:t xml:space="preserve">Triple Corona: </w:t>
+        <w:t xml:space="preserve">Consagrada: </w:t>
       </w:r>
       <w:r>
         <w:t xml:space="preserve">cumple ambos cortes de forma simultanea.</w:t>
